--- a/scripts/templates/report-template.docx
+++ b/scripts/templates/report-template.docx
@@ -1171,15 +1171,8 @@
     <w:basedOn w:val="Normal"/>
     <w:qFormat/>
     <w:pPr>
-      <w:pBdr>
-        <w:top w:val="single" w:sz="4" w:space="4" w:color="BFBFBF"/>
-        <w:left w:val="single" w:sz="4" w:space="4" w:color="BFBFBF"/>
-        <w:bottom w:val="single" w:sz="4" w:space="4" w:color="BFBFBF"/>
-        <w:right w:val="single" w:sz="4" w:space="4" w:color="BFBFBF"/>
-      </w:pBdr>
-      <w:shd w:val="clear" w:color="auto" w:fill="F4F4F4"/>
       <w:spacing w:before="120" w:after="120" w:line="200" w:lineRule="auto"/>
-      <w:ind w:left="284" w:right="284" w:firstLine="0"/>
+      <w:ind w:left="340" w:right="0" w:hanging="340"/>
       <w:jc w:val="left"/>
     </w:pPr>
     <w:rPr>

--- a/scripts/templates/report-template.docx
+++ b/scripts/templates/report-template.docx
@@ -1171,7 +1171,7 @@
     <w:basedOn w:val="Normal"/>
     <w:qFormat/>
     <w:pPr>
-      <w:spacing w:before="120" w:after="120" w:line="200" w:lineRule="auto"/>
+      <w:spacing w:before="0" w:after="0" w:line="200" w:lineRule="auto"/>
       <w:ind w:left="340" w:right="0" w:hanging="340"/>
       <w:jc w:val="left"/>
     </w:pPr>
@@ -1180,6 +1180,26 @@
       <w:sz w:val="18"/>
       <w:szCs w:val="18"/>
     </w:rPr>
+  </w:style>
+  <w:style w:type="table" w:customStyle="1" w:styleId="SourceCodeTable">
+    <w:name w:val="Source Code Table"/>
+    <w:basedOn w:val="TableNormal"/>
+    <w:qFormat/>
+    <w:tblPr>
+      <w:tblInd w:w="0" w:type="dxa"/>
+      <w:tblBorders>
+        <w:top w:val="single" w:sz="4" w:space="0" w:color="BFBFBF"/>
+        <w:left w:val="single" w:sz="4" w:space="0" w:color="BFBFBF"/>
+        <w:bottom w:val="single" w:sz="4" w:space="0" w:color="BFBFBF"/>
+        <w:right w:val="single" w:sz="4" w:space="0" w:color="BFBFBF"/>
+      </w:tblBorders>
+      <w:tblCellMar>
+        <w:top w:w="113" w:type="dxa"/>
+        <w:left w:w="113" w:type="dxa"/>
+        <w:bottom w:w="113" w:type="dxa"/>
+        <w:right w:w="113" w:type="dxa"/>
+      </w:tblCellMar>
+    </w:tblPr>
   </w:style>
 </w:styles>
 </file>

--- a/scripts/templates/report-template.docx
+++ b/scripts/templates/report-template.docx
@@ -1193,6 +1193,7 @@
         <w:bottom w:val="single" w:sz="4" w:space="0" w:color="BFBFBF"/>
         <w:right w:val="single" w:sz="4" w:space="0" w:color="BFBFBF"/>
       </w:tblBorders>
+      <w:shd w:val="clear" w:color="auto" w:fill="F4F4F4"/>
       <w:tblCellMar>
         <w:top w:w="113" w:type="dxa"/>
         <w:left w:w="113" w:type="dxa"/>

--- a/scripts/templates/report-template.docx
+++ b/scripts/templates/report-template.docx
@@ -1171,15 +1171,8 @@
     <w:basedOn w:val="Normal"/>
     <w:qFormat/>
     <w:pPr>
-      <w:pBdr>
-        <w:top w:val="single" w:sz="4" w:space="4" w:color="BFBFBF"/>
-        <w:left w:val="single" w:sz="4" w:space="4" w:color="BFBFBF"/>
-        <w:bottom w:val="single" w:sz="4" w:space="4" w:color="BFBFBF"/>
-        <w:right w:val="single" w:sz="4" w:space="4" w:color="BFBFBF"/>
-      </w:pBdr>
-      <w:shd w:val="clear" w:color="auto" w:fill="F4F4F4"/>
-      <w:spacing w:before="120" w:after="120" w:line="200" w:lineRule="auto"/>
-      <w:ind w:left="284" w:right="284" w:firstLine="0"/>
+      <w:spacing w:before="0" w:after="0" w:line="200" w:lineRule="auto"/>
+      <w:ind w:left="340" w:right="0" w:hanging="340"/>
       <w:jc w:val="left"/>
     </w:pPr>
     <w:rPr>
@@ -1187,6 +1180,27 @@
       <w:sz w:val="18"/>
       <w:szCs w:val="18"/>
     </w:rPr>
+  </w:style>
+  <w:style w:type="table" w:customStyle="1" w:styleId="SourceCodeTable">
+    <w:name w:val="Source Code Table"/>
+    <w:basedOn w:val="TableNormal"/>
+    <w:qFormat/>
+    <w:tblPr>
+      <w:tblInd w:w="0" w:type="dxa"/>
+      <w:tblBorders>
+        <w:top w:val="single" w:sz="4" w:space="0" w:color="BFBFBF"/>
+        <w:left w:val="single" w:sz="4" w:space="0" w:color="BFBFBF"/>
+        <w:bottom w:val="single" w:sz="4" w:space="0" w:color="BFBFBF"/>
+        <w:right w:val="single" w:sz="4" w:space="0" w:color="BFBFBF"/>
+      </w:tblBorders>
+      <w:shd w:val="clear" w:color="auto" w:fill="F4F4F4"/>
+      <w:tblCellMar>
+        <w:top w:w="113" w:type="dxa"/>
+        <w:left w:w="113" w:type="dxa"/>
+        <w:bottom w:w="113" w:type="dxa"/>
+        <w:right w:w="113" w:type="dxa"/>
+      </w:tblCellMar>
+    </w:tblPr>
   </w:style>
 </w:styles>
 </file>
